--- a/img/Curriculo-de-Valentim-Carlos.docx
+++ b/img/Curriculo-de-Valentim-Carlos.docx
@@ -186,7 +186,23 @@
           <w:spacing w:val="-2"/>
           <w:u w:val="single" w:color="0000FF"/>
         </w:rPr>
-        <w:t>https://valentimaldana.github.io/vida/</w:t>
+        <w:t>https://</w:t>
+      </w:r>
+      <w:r>
+        <w:rPr>
+          <w:color w:val="0000FF"/>
+          <w:spacing w:val="-2"/>
+          <w:u w:val="single" w:color="0000FF"/>
+        </w:rPr>
+        <w:t>triatleta</w:t>
+      </w:r>
+      <w:r>
+        <w:rPr>
+          <w:color w:val="0000FF"/>
+          <w:spacing w:val="-2"/>
+          <w:u w:val="single" w:color="0000FF"/>
+        </w:rPr>
+        <w:t>.github.io/vida/</w:t>
       </w:r>
       <w:r>
         <w:rPr>
@@ -288,9 +304,9 @@
                           <a:avLst/>
                           <a:gdLst>
                             <a:gd name="textAreaLeft" fmla="*/ 0 w 2410920"/>
-                            <a:gd name="textAreaRight" fmla="*/ 2413080 w 2410920"/>
+                            <a:gd name="textAreaRight" fmla="*/ 2413440 w 2410920"/>
                             <a:gd name="textAreaTop" fmla="*/ 0 h 5400"/>
-                            <a:gd name="textAreaBottom" fmla="*/ 7560 h 5400"/>
+                            <a:gd name="textAreaBottom" fmla="*/ 7920 h 5400"/>
                           </a:gdLst>
                           <a:ahLst/>
                           <a:cxnLst/>
@@ -676,9 +692,9 @@
                           <a:avLst/>
                           <a:gdLst>
                             <a:gd name="textAreaLeft" fmla="*/ 0 w 3082680"/>
-                            <a:gd name="textAreaRight" fmla="*/ 3084840 w 3082680"/>
+                            <a:gd name="textAreaRight" fmla="*/ 3085200 w 3082680"/>
                             <a:gd name="textAreaTop" fmla="*/ 0 h 5400"/>
-                            <a:gd name="textAreaBottom" fmla="*/ 7560 h 5400"/>
+                            <a:gd name="textAreaBottom" fmla="*/ 7920 h 5400"/>
                           </a:gdLst>
                           <a:ahLst/>
                           <a:cxnLst/>
@@ -916,9 +932,9 @@
                           <a:avLst/>
                           <a:gdLst>
                             <a:gd name="textAreaLeft" fmla="*/ 0 w 3082680"/>
-                            <a:gd name="textAreaRight" fmla="*/ 3084840 w 3082680"/>
+                            <a:gd name="textAreaRight" fmla="*/ 3085200 w 3082680"/>
                             <a:gd name="textAreaTop" fmla="*/ 0 h 5400"/>
-                            <a:gd name="textAreaBottom" fmla="*/ 7560 h 5400"/>
+                            <a:gd name="textAreaBottom" fmla="*/ 7920 h 5400"/>
                           </a:gdLst>
                           <a:ahLst/>
                           <a:cxnLst/>
@@ -1283,7 +1299,6 @@
       <w:r>
         <w:rPr>
           <w:rFonts w:ascii="Arial Black" w:hAnsi="Arial Black"/>
-          <w:spacing w:val="-2"/>
         </w:rPr>
       </w:r>
     </w:p>
@@ -1386,14 +1401,7 @@
           <w:color w:val="666666"/>
           <w:spacing w:val="-4"/>
         </w:rPr>
-        <w:t xml:space="preserve">2024 até </w:t>
-      </w:r>
-      <w:r>
-        <w:rPr>
-          <w:color w:val="666666"/>
-          <w:spacing w:val="-4"/>
-        </w:rPr>
-        <w:t>março de 2026</w:t>
+        <w:t>2024 até março de 2026</w:t>
       </w:r>
     </w:p>
     <w:p>
@@ -5495,9 +5503,9 @@
                           <a:avLst/>
                           <a:gdLst>
                             <a:gd name="textAreaLeft" fmla="*/ 0 w 3082680"/>
-                            <a:gd name="textAreaRight" fmla="*/ 3084840 w 3082680"/>
+                            <a:gd name="textAreaRight" fmla="*/ 3085200 w 3082680"/>
                             <a:gd name="textAreaTop" fmla="*/ 0 h 5400"/>
-                            <a:gd name="textAreaBottom" fmla="*/ 7560 h 5400"/>
+                            <a:gd name="textAreaBottom" fmla="*/ 7920 h 5400"/>
                           </a:gdLst>
                           <a:ahLst/>
                           <a:cxnLst/>
@@ -6735,8 +6743,8 @@
       <w:lang w:val="pt-PT" w:eastAsia="en-US" w:bidi="ar-SA"/>
     </w:rPr>
   </w:style>
-  <w:style w:type="numbering" w:styleId="Semlistauser" w:default="1">
-    <w:name w:val="Sem lista (user)"/>
+  <w:style w:type="numbering" w:styleId="Semlista" w:default="1">
+    <w:name w:val="Sem lista"/>
     <w:uiPriority w:val="99"/>
     <w:semiHidden/>
     <w:unhideWhenUsed/>
